--- a/Fase 2/Evidencias Proyecto/Evidencias de documentación/2.1 Visión del proyecto + 4 Pilares.docx
+++ b/Fase 2/Evidencias Proyecto/Evidencias de documentación/2.1 Visión del proyecto + 4 Pilares.docx
@@ -953,7 +953,7 @@
     </w:p>
     <w:sdt>
       <w:sdtPr>
-        <w:id w:val="2017504212"/>
+        <w:id w:val="-41047748"/>
         <w:docPartObj>
           <w:docPartGallery w:val="Table of Contents"/>
           <w:docPartUnique w:val="1"/>
@@ -1414,12 +1414,12 @@
                 <wp:inline distB="0" distT="0" distL="0" distR="0">
                   <wp:extent cx="563439" cy="536924"/>
                   <wp:effectExtent b="0" l="0" r="0" t="0"/>
-                  <wp:docPr id="6" name="image2.png"/>
+                  <wp:docPr id="6" name="image4.png"/>
                   <a:graphic>
                     <a:graphicData uri="http://schemas.openxmlformats.org/drawingml/2006/picture">
                       <pic:pic>
                         <pic:nvPicPr>
-                          <pic:cNvPr id="0" name="image2.png"/>
+                          <pic:cNvPr id="0" name="image4.png"/>
                           <pic:cNvPicPr preferRelativeResize="0"/>
                         </pic:nvPicPr>
                         <pic:blipFill>
@@ -1537,12 +1537,12 @@
                 <wp:inline distB="0" distT="0" distL="0" distR="0">
                   <wp:extent cx="541690" cy="518541"/>
                   <wp:effectExtent b="0" l="0" r="0" t="0"/>
-                  <wp:docPr id="2" name="image4.png"/>
+                  <wp:docPr id="2" name="image6.png"/>
                   <a:graphic>
                     <a:graphicData uri="http://schemas.openxmlformats.org/drawingml/2006/picture">
                       <pic:pic>
                         <pic:nvPicPr>
-                          <pic:cNvPr id="0" name="image4.png"/>
+                          <pic:cNvPr id="0" name="image6.png"/>
                           <pic:cNvPicPr preferRelativeResize="0"/>
                         </pic:nvPicPr>
                         <pic:blipFill>
@@ -1624,12 +1624,12 @@
                 <wp:inline distB="0" distT="0" distL="0" distR="0">
                   <wp:extent cx="933596" cy="522814"/>
                   <wp:effectExtent b="0" l="0" r="0" t="0"/>
-                  <wp:docPr descr="Resultado de imagen para necesidades software" id="7" name="image3.png"/>
+                  <wp:docPr descr="Resultado de imagen para necesidades software" id="7" name="image1.png"/>
                   <a:graphic>
                     <a:graphicData uri="http://schemas.openxmlformats.org/drawingml/2006/picture">
                       <pic:pic>
                         <pic:nvPicPr>
-                          <pic:cNvPr descr="Resultado de imagen para necesidades software" id="0" name="image3.png"/>
+                          <pic:cNvPr descr="Resultado de imagen para necesidades software" id="0" name="image1.png"/>
                           <pic:cNvPicPr preferRelativeResize="0"/>
                         </pic:nvPicPr>
                         <pic:blipFill>
@@ -1699,12 +1699,12 @@
                 <wp:inline distB="0" distT="0" distL="0" distR="0">
                   <wp:extent cx="729257" cy="546239"/>
                   <wp:effectExtent b="0" l="0" r="0" t="0"/>
-                  <wp:docPr descr="Resultado de imagen para software" id="3" name="image1.jpg"/>
+                  <wp:docPr descr="Resultado de imagen para software" id="3" name="image2.jpg"/>
                   <a:graphic>
                     <a:graphicData uri="http://schemas.openxmlformats.org/drawingml/2006/picture">
                       <pic:pic>
                         <pic:nvPicPr>
-                          <pic:cNvPr descr="Resultado de imagen para software" id="0" name="image1.jpg"/>
+                          <pic:cNvPr descr="Resultado de imagen para software" id="0" name="image2.jpg"/>
                           <pic:cNvPicPr preferRelativeResize="0"/>
                         </pic:nvPicPr>
                         <pic:blipFill>
@@ -1774,12 +1774,12 @@
                 <wp:inline distB="0" distT="0" distL="0" distR="0">
                   <wp:extent cx="902549" cy="453373"/>
                   <wp:effectExtent b="0" l="0" r="0" t="0"/>
-                  <wp:docPr id="5" name="image6.png"/>
+                  <wp:docPr id="5" name="image3.png"/>
                   <a:graphic>
                     <a:graphicData uri="http://schemas.openxmlformats.org/drawingml/2006/picture">
                       <pic:pic>
                         <pic:nvPicPr>
-                          <pic:cNvPr id="0" name="image6.png"/>
+                          <pic:cNvPr id="0" name="image3.png"/>
                           <pic:cNvPicPr preferRelativeResize="0"/>
                         </pic:nvPicPr>
                         <pic:blipFill>
